--- a/findings/2026-10-28-layout/gdocs-docx/contact-icons.docx
+++ b/findings/2026-10-28-layout/gdocs-docx/contact-icons.docx
@@ -67,12 +67,12 @@
           <wp:inline distB="0" distT="0" distL="114300" distR="114300">
             <wp:extent cx="101600" cy="101600"/>
             <wp:effectExtent b="0" l="0" r="0" t="0"/>
-            <wp:docPr id="3" name="image4.png"/>
+            <wp:docPr id="3" name="image3.png"/>
             <a:graphic>
               <a:graphicData uri="http://schemas.openxmlformats.org/drawingml/2006/picture">
                 <pic:pic>
                   <pic:nvPicPr>
-                    <pic:cNvPr id="0" name="image4.png"/>
+                    <pic:cNvPr id="0" name="image3.png"/>
                     <pic:cNvPicPr preferRelativeResize="0"/>
                   </pic:nvPicPr>
                   <pic:blipFill>
@@ -122,12 +122,12 @@
           <wp:inline distB="0" distT="0" distL="114300" distR="114300">
             <wp:extent cx="101600" cy="101600"/>
             <wp:effectExtent b="0" l="0" r="0" t="0"/>
-            <wp:docPr id="2" name="image3.png"/>
+            <wp:docPr id="2" name="image1.png"/>
             <a:graphic>
               <a:graphicData uri="http://schemas.openxmlformats.org/drawingml/2006/picture">
                 <pic:pic>
                   <pic:nvPicPr>
-                    <pic:cNvPr id="0" name="image3.png"/>
+                    <pic:cNvPr id="0" name="image1.png"/>
                     <pic:cNvPicPr preferRelativeResize="0"/>
                   </pic:nvPicPr>
                   <pic:blipFill>
@@ -177,12 +177,12 @@
           <wp:inline distB="0" distT="0" distL="114300" distR="114300">
             <wp:extent cx="101600" cy="101600"/>
             <wp:effectExtent b="0" l="0" r="0" t="0"/>
-            <wp:docPr id="4" name="image1.png"/>
+            <wp:docPr id="4" name="image4.png"/>
             <a:graphic>
               <a:graphicData uri="http://schemas.openxmlformats.org/drawingml/2006/picture">
                 <pic:pic>
                   <pic:nvPicPr>
-                    <pic:cNvPr id="0" name="image1.png"/>
+                    <pic:cNvPr id="0" name="image4.png"/>
                     <pic:cNvPicPr preferRelativeResize="0"/>
                   </pic:nvPicPr>
                   <pic:blipFill>
